--- a/DAY 1/TASK 1 - MLOps_Problem_Statement_714023247054.docx
+++ b/DAY 1/TASK 1 - MLOps_Problem_Statement_714023247054.docx
@@ -38,10 +38,13 @@
     </w:p>
     <w:p>
       <w:pPr>
+        <w:jc w:val="both"/>
         <w:rPr>
           <w:rFonts w:ascii="Times New Roman" w:hAnsi="Times New Roman" w:cs="Times New Roman"/>
           <w:b/>
           <w:bCs/>
+          <w:sz w:val="28"/>
+          <w:szCs w:val="28"/>
         </w:rPr>
       </w:pPr>
       <w:r>
@@ -49,8 +52,10 @@
           <w:rFonts w:ascii="Times New Roman" w:hAnsi="Times New Roman" w:cs="Times New Roman"/>
           <w:b/>
           <w:bCs/>
+          <w:sz w:val="28"/>
+          <w:szCs w:val="28"/>
         </w:rPr>
-        <w:t>AI-POWERED MULTIMEDIA KNOWLEDGE INTELLIGENCE AND VERIFICATION PLATFORM</w:t>
+        <w:t>MULTIMODAL MACHINE ANOMALY DETECTION FOR PREDICTIVE MAINTENANCE</w:t>
       </w:r>
     </w:p>
     <w:p>
@@ -64,7 +69,7 @@
         <w:rPr>
           <w:rFonts w:ascii="Times New Roman" w:hAnsi="Times New Roman" w:cs="Times New Roman"/>
         </w:rPr>
-        <w:t>In the modern digital era, information is available in multiple formats such as articles, PDFs, videos, podcasts, images, handwritten notes, research papers, and meeting recordings. Users consume large amounts of content every day from different platforms and sources. However, this information remains highly fragmented and unorganized, making it difficult for users to efficiently understand, connect, and retain knowledge.</w:t>
+        <w:t>Industrial machines are continuously subjected to wear and tear during operation, which can lead to performance degradation, unexpected failures, safety hazards, and costly downtime. In many industries, machine health is monitored through periodic inspections and manual observations, making it difficult to identify early signs of faults before they become critical.</w:t>
       </w:r>
     </w:p>
     <w:p>
@@ -78,7 +83,7 @@
         <w:rPr>
           <w:rFonts w:ascii="Times New Roman" w:hAnsi="Times New Roman" w:cs="Times New Roman"/>
         </w:rPr>
-        <w:t>Existing systems mainly focus on handling a single type of media or performing a specific task such as text summarization, OCR extraction, speech-to-text conversion, or note storage. These systems lack the capability to integrate information across multiple formats and provide a unified understanding of the content. As a result, users often face information overload, repeated content, conflicting information from different sources, and difficulty in identifying trustworthy information.</w:t>
+        <w:t>Machine anomalies may manifest through various forms such as unusual sounds, abnormal vibrations, visible defects, performance irregularities, or maintenance-related observations. Since these indicators can appear across different data formats including audio, video, images, and textual records, relying on a single source of information often results in incomplete assessment of machine condition.</w:t>
       </w:r>
     </w:p>
     <w:p>
@@ -92,7 +97,7 @@
         <w:rPr>
           <w:rFonts w:ascii="Times New Roman" w:hAnsi="Times New Roman" w:cs="Times New Roman"/>
         </w:rPr>
-        <w:t>Another major challenge is the presence of inconsistent or contradictory information across websites and media platforms. Current tools do not effectively verify source reliability or reconcile conflicting knowledge. This can lead to misinformation, confusion, and inefficient learning or research processes.</w:t>
+        <w:t>The lack of an effective mechanism for early anomaly detection increases the risk of equipment breakdown, production interruptions, financial losses, reduced operational efficiency, and, in severe cases, accidents that may endanger personnel and infrastructure. Therefore, there is a growing need for a reliable approach to accurately identify machine anomalies, assess their severity, and determine the urgency of maintenance actions before failures occur.</w:t>
       </w:r>
     </w:p>
     <w:p>
@@ -102,26 +107,6 @@
           <w:rFonts w:ascii="Times New Roman" w:hAnsi="Times New Roman" w:cs="Times New Roman"/>
         </w:rPr>
       </w:pPr>
-      <w:r>
-        <w:rPr>
-          <w:rFonts w:ascii="Times New Roman" w:hAnsi="Times New Roman" w:cs="Times New Roman"/>
-        </w:rPr>
-        <w:t>Therefore, there is a need for an intelligent system that can process multimedia content, understand semantic relationships between information from different sources, detect contradictions, evaluate source credibility, and generate reliable and contextual insights.</w:t>
-      </w:r>
-    </w:p>
-    <w:p>
-      <w:pPr>
-        <w:jc w:val="both"/>
-        <w:rPr>
-          <w:rFonts w:ascii="Times New Roman" w:hAnsi="Times New Roman" w:cs="Times New Roman"/>
-        </w:rPr>
-      </w:pPr>
-      <w:r>
-        <w:rPr>
-          <w:rFonts w:ascii="Times New Roman" w:hAnsi="Times New Roman" w:cs="Times New Roman"/>
-        </w:rPr>
-        <w:t>The proposed system aims to address these challenges by developing an AI-powered Multimedia Knowledge Intelligence and Verification Platform capable of extracting, understanding, connecting, and validating information from multiple media formats. The system will provide unified summaries, intelligent insights, and trustworthy knowledge synthesis to improve learning, research, and information management.</w:t>
-      </w:r>
     </w:p>
     <w:p>
       <w:pPr>
